--- a/migration/trello-to-odoo/contracts/PR-retainer.docx
+++ b/migration/trello-to-odoo/contracts/PR-retainer.docx
@@ -2008,12 +2008,8 @@
     <w:p>
       <w:pPr>
         <w:pStyle w:val="Heading1"/>
-        <w:numPr>
-          <w:ilvl w:val="0"/>
-          <w:numId w:val="2"/>
-        </w:numPr>
         <w:spacing w:before="0" w:line="240" w:lineRule="auto"/>
-        <w:ind w:left="425.19685039370086" w:hanging="360"/>
+        <w:ind w:left="0" w:firstLine="0"/>
         <w:rPr>
           <w:sz w:val="22"/>
           <w:szCs w:val="22"/>
@@ -2021,26 +2017,6 @@
       </w:pPr>
       <w:bookmarkStart w:colFirst="0" w:colLast="0" w:name="_heading=h.x409eviiy7h8" w:id="2"/>
       <w:bookmarkEnd w:id="2"/>
-      <w:r>
-        <w:rPr>
-          <w:b w:val="0"/>
-          <w:bCs w:val="0"/>
-          <w:sz w:val="22"/>
-          <w:szCs w:val="22"/>
-          <w:rtl w:val="0"/>
-        </w:rPr>
-        <w:t xml:space="preserve">1st Payment  – </w:t>
-      </w:r>
-      <w:r>
-        <w:rPr>
-          <w:b w:val="0"/>
-          <w:bCs w:val="0"/>
-          <w:sz w:val="22"/>
-          <w:szCs w:val="22"/>
-          <w:rtl w:val="0"/>
-        </w:rPr>
-        <w:t>$</w:t>
-      </w:r>
       <w:r>
         <w:rPr>
           <w:b w:val="0"/>
@@ -2050,137 +2026,21 @@
           <w:szCs w:val="22"/>
           <w:rtl w:val="0"/>
         </w:rPr>
-        <w:t>ZQPAY1ZQ</w:t>
+        <w:t>ZQPAYPLANZQ</w:t>
       </w:r>
       <w:r>
         <w:rPr>
           <w:b w:val="0"/>
           <w:bCs w:val="0"/>
-          <w:color w:val="FFFFFF"/>
-          <w:sz w:val="14"/>
-          <w:szCs w:val="22"/>
-          <w:rtl w:val="0"/>
-        </w:rPr>
-        <w:t xml:space="preserve"> CAD </w:t>
-      </w:r>
-      <w:r>
-        <w:rPr>
-          <w:b w:val="0"/>
-          <w:bCs w:val="0"/>
-          <w:color w:val="1d1c1d"/>
-          <w:sz w:val="22"/>
-          <w:szCs w:val="22"/>
-          <w:rtl w:val="0"/>
-        </w:rPr>
-        <w:t xml:space="preserve">within 7 business days upon the Retainer Agreement date</w:t>
-      </w:r>
-      <w:r>
-        <w:rPr>
-          <w:rtl w:val="0"/>
-        </w:rPr>
-      </w:r>
-    </w:p>
-    <w:p>
-      <w:pPr>
-        <w:pStyle w:val="Heading1"/>
-        <w:numPr>
-          <w:ilvl w:val="0"/>
-          <w:numId w:val="2"/>
-        </w:numPr>
-        <w:spacing w:before="0" w:line="240" w:lineRule="auto"/>
-        <w:ind w:left="425.19685039370086" w:hanging="360"/>
-        <w:rPr>
-          <w:sz w:val="22"/>
-          <w:szCs w:val="22"/>
-        </w:rPr>
-      </w:pPr>
-      <w:bookmarkStart w:colFirst="0" w:colLast="0" w:name="_heading=h.3xsuurlcd7ew" w:id="3"/>
-      <w:bookmarkEnd w:id="3"/>
-      <w:r>
-        <w:rPr>
-          <w:b w:val="0"/>
-          <w:bCs w:val="0"/>
-          <w:sz w:val="22"/>
-          <w:szCs w:val="22"/>
-          <w:rtl w:val="0"/>
-        </w:rPr>
-        <w:t xml:space="preserve">2nd Payment – </w:t>
-      </w:r>
-      <w:r>
-        <w:rPr>
-          <w:b w:val="0"/>
-          <w:bCs w:val="0"/>
-          <w:sz w:val="22"/>
-          <w:szCs w:val="22"/>
-          <w:rtl w:val="0"/>
-        </w:rPr>
-        <w:t>$</w:t>
-      </w:r>
-      <w:r>
-        <w:rPr>
-          <w:b w:val="0"/>
-          <w:bCs w:val="0"/>
-          <w:color w:val="FFFFFF"/>
-          <w:sz w:val="14"/>
-          <w:szCs w:val="22"/>
-          <w:rtl w:val="0"/>
-        </w:rPr>
-        <w:t>ZQPAY2ZQ</w:t>
-      </w:r>
-      <w:r>
-        <w:rPr>
-          <w:b w:val="0"/>
-          <w:bCs w:val="0"/>
-          <w:color w:val="FFFFFF"/>
-          <w:sz w:val="14"/>
-          <w:szCs w:val="22"/>
-          <w:rtl w:val="0"/>
-        </w:rPr>
-        <w:t xml:space="preserve"> CAD </w:t>
-      </w:r>
-      <w:r>
-        <w:rPr>
-          <w:sz w:val="22"/>
-          <w:szCs w:val="22"/>
-          <w:rtl w:val="0"/>
-        </w:rPr>
-        <w:t xml:space="preserve">+</w:t>
-      </w:r>
-      <w:r>
-        <w:rPr>
-          <w:b w:val="0"/>
-          <w:bCs w:val="0"/>
-          <w:sz w:val="22"/>
-          <w:szCs w:val="22"/>
-          <w:rtl w:val="0"/>
-        </w:rPr>
-        <w:t xml:space="preserve"> government fees </w:t>
-      </w:r>
-      <w:r>
-        <w:rPr>
-          <w:b w:val="0"/>
-          <w:bCs w:val="0"/>
-          <w:color w:val="1d1c1d"/>
-          <w:sz w:val="22"/>
-          <w:szCs w:val="22"/>
-          <w:rtl w:val="0"/>
-        </w:rPr>
-        <w:t xml:space="preserve">before submitting the PR application</w:t>
-      </w:r>
-      <w:r>
-        <w:rPr>
-          <w:b w:val="0"/>
-          <w:bCs w:val="0"/>
-          <w:sz w:val="22"/>
-          <w:szCs w:val="22"/>
-          <w:rtl w:val="0"/>
-        </w:rPr>
-        <w:t xml:space="preserve">.</w:t>
-      </w:r>
-      <w:r>
-        <w:rPr>
-          <w:rtl w:val="0"/>
-        </w:rPr>
+          <w:szCs w:val="22"/>
+          <w:rtl w:val="0"/>
+        </w:rPr>
+        <w:br/>
+        <w:br/>
+        <w:br/>
+        <w:br/>
+        <w:br/>
+        <w:br/>
       </w:r>
     </w:p>
     <w:p>
@@ -2194,12 +2054,8 @@
       </w:pPr>
       <w:r>
         <w:rPr>
-          <w:b w:val="0"/>
-          <w:color w:val="FFFFFF"/>
-          <w:sz w:val="14"/>
-          <w:rtl w:val="0"/>
-        </w:rPr>
-        <w:t>ZQPAYNOTEZQ</w:t>
+          <w:rtl w:val="0"/>
+        </w:rPr>
       </w:r>
     </w:p>
     <w:p>
